--- a/public/template.docx
+++ b/public/template.docx
@@ -21,29 +21,7 @@
           <w:szCs w:val="20"/>
           <w:rtl w:val="0"/>
         </w:rPr>
-        <w:t xml:space="preserve">Заявка </w:t>
-      </w:r>
-    </w:p>
-    <w:p>
-      <w:pPr>
-        <w:spacing w:after="160" w:lineRule="auto"/>
-        <w:jc w:val="center"/>
-        <w:rPr>
-          <w:b w:val="1"/>
-          <w:bCs w:val="1"/>
-          <w:sz w:val="20"/>
-          <w:szCs w:val="20"/>
-        </w:rPr>
-      </w:pPr>
-      <w:r>
-        <w:rPr>
-          <w:b w:val="1"/>
-          <w:bCs w:val="1"/>
-          <w:sz w:val="20"/>
-          <w:szCs w:val="20"/>
-          <w:rtl w:val="0"/>
-        </w:rPr>
-        <w:t xml:space="preserve">На перевозку груза автомобильным транспортом</w:t>
+        <w:t xml:space="preserve">Заявка на перевозку груза автомобильным транспортом</w:t>
       </w:r>
     </w:p>
     <w:p>
@@ -59,8 +37,9 @@
     <w:tbl>
       <w:tblPr>
         <w:tblStyle w:val="Table1"/>
-        <w:tblW w:w="9029.0" w:type="dxa"/>
+        <w:tblW w:w="10845.0" w:type="dxa"/>
         <w:jc w:val="left"/>
+        <w:tblInd w:w="-885.0" w:type="dxa"/>
         <w:tblBorders>
           <w:top w:color="000000" w:space="0" w:sz="8" w:val="single"/>
           <w:left w:color="000000" w:space="0" w:sz="8" w:val="single"/>
@@ -73,12 +52,12 @@
         <w:tblLook w:val="0600"/>
       </w:tblPr>
       <w:tblGrid>
-        <w:gridCol w:w="4514.5"/>
-        <w:gridCol w:w="4514.5"/>
+        <w:gridCol w:w="3855"/>
+        <w:gridCol w:w="6990"/>
         <w:tblGridChange w:id="0">
           <w:tblGrid>
-            <w:gridCol w:w="4514.5"/>
-            <w:gridCol w:w="4514.5"/>
+            <w:gridCol w:w="3855"/>
+            <w:gridCol w:w="6990"/>
           </w:tblGrid>
         </w:tblGridChange>
       </w:tblGrid>
@@ -1753,10 +1732,12 @@
       <w:tr>
         <w:trPr>
           <w:cantSplit w:val="0"/>
+          <w:trHeight w:val="420" w:hRule="atLeast"/>
           <w:tblHeader w:val="0"/>
         </w:trPr>
         <w:tc>
           <w:tcPr>
+            <w:gridSpan w:val="2"/>
             <w:shd w:fill="auto" w:val="clear"/>
             <w:tcMar>
               <w:top w:w="100.0" w:type="dxa"/>
@@ -1795,43 +1776,6 @@
                 <w:rtl w:val="0"/>
               </w:rPr>
               <w:t xml:space="preserve">П.И.Б, подпись и оттиск печати/штампа ответственного за заявку должностного лица отправителя:</w:t>
-            </w:r>
-          </w:p>
-        </w:tc>
-        <w:tc>
-          <w:tcPr>
-            <w:shd w:fill="auto" w:val="clear"/>
-            <w:tcMar>
-              <w:top w:w="100.0" w:type="dxa"/>
-              <w:left w:w="100.0" w:type="dxa"/>
-              <w:bottom w:w="100.0" w:type="dxa"/>
-              <w:right w:w="100.0" w:type="dxa"/>
-            </w:tcMar>
-            <w:vAlign w:val="top"/>
-          </w:tcPr>
-          <w:p>
-            <w:pPr>
-              <w:keepNext w:val="0"/>
-              <w:keepLines w:val="0"/>
-              <w:pageBreakBefore w:val="0"/>
-              <w:widowControl w:val="0"/>
-              <w:pBdr>
-                <w:top w:space="0" w:sz="0" w:val="nil"/>
-                <w:left w:space="0" w:sz="0" w:val="nil"/>
-                <w:bottom w:space="0" w:sz="0" w:val="nil"/>
-                <w:right w:space="0" w:sz="0" w:val="nil"/>
-                <w:between w:space="0" w:sz="0" w:val="nil"/>
-              </w:pBdr>
-              <w:shd w:fill="auto" w:val="clear"/>
-              <w:spacing w:after="0" w:before="0" w:line="240" w:lineRule="auto"/>
-              <w:ind w:left="0" w:right="0" w:firstLine="0"/>
-              <w:jc w:val="left"/>
-              <w:rPr/>
-            </w:pPr>
-            <w:r>
-              <w:rPr>
-                <w:rtl w:val="0"/>
-              </w:rPr>
             </w:r>
           </w:p>
         </w:tc>
